--- a/docs/projects/design2.docx
+++ b/docs/projects/design2.docx
@@ -23,7 +23,7 @@
         <w:pStyle w:val="Date"/>
       </w:pPr>
       <w:r>
-        <w:t xml:space="preserve">2024-10-06</w:t>
+        <w:t xml:space="preserve">2025-10-06</w:t>
       </w:r>
     </w:p>
     <w:bookmarkStart w:id="23" w:name="Xc692da257fb7a55f979993fc66020e4b270e730"/>
